--- a/documents/Client_Database_Upgrade_Instructions_v4.xx.docx
+++ b/documents/Client_Database_Upgrade_Instructions_v4.xx.docx
@@ -2,13 +2,14 @@
 <file path=word/document.xml><?xml version="1.0" encoding="utf-8"?>
 <w:document xmlns:wpc="http://schemas.microsoft.com/office/word/2010/wordprocessingCanvas" xmlns:mo="http://schemas.microsoft.com/office/mac/office/2008/main" xmlns:mc="http://schemas.openxmlformats.org/markup-compatibility/2006" xmlns:mv="urn:schemas-microsoft-com:mac:vml" xmlns:o="urn:schemas-microsoft-com:office:office" xmlns:r="http://schemas.openxmlformats.org/officeDocument/2006/relationships" xmlns:m="http://schemas.openxmlformats.org/officeDocument/2006/math" xmlns:v="urn:schemas-microsoft-com:vml" xmlns:wp14="http://schemas.microsoft.com/office/word/2010/wordprocessingDrawing" xmlns:wp="http://schemas.openxmlformats.org/drawingml/2006/wordprocessingDrawing" xmlns:w10="urn:schemas-microsoft-com:office:word" xmlns:w="http://schemas.openxmlformats.org/wordprocessingml/2006/main" xmlns:w14="http://schemas.microsoft.com/office/word/2010/wordml" xmlns:wpg="http://schemas.microsoft.com/office/word/2010/wordprocessingGroup" xmlns:wpi="http://schemas.microsoft.com/office/word/2010/wordprocessingInk" xmlns:wne="http://schemas.microsoft.com/office/word/2006/wordml" xmlns:wps="http://schemas.microsoft.com/office/word/2010/wordprocessingShape" mc:Ignorable="w14 wp14">
   <w:body>
-    <w:p xmlns:wp14="http://schemas.microsoft.com/office/word/2010/wordml" wp14:textId="77777777">
+    <w:p xmlns:wp14="http://schemas.microsoft.com/office/word/2010/wordml" wp14:textId="22F4A171">
       <w:pPr>
         <w:pStyle w:val="Title"/>
         <w:jc w:val="center"/>
       </w:pPr>
       <w:r>
-        <w:t>Client Database Upgrade Instructions – Version 4.x</w:t>
+        <w:rPr/>
+        <w:t>Database Upgrade Instructions – Version 4.x</w:t>
       </w:r>
     </w:p>
     <w:p xmlns:wp14="http://schemas.microsoft.com/office/word/2010/wordml" wp14:textId="77777777">
@@ -18,23 +19,9 @@
       <w:r>
         <w:rPr>
           <w:sz w:val="28"/>
+          <w:szCs w:val="28"/>
         </w:rPr>
         <w:t>Comprehensive Database Migration Guide for PostgreSQL and SQL Server</w:t>
-      </w:r>
-    </w:p>
-    <w:p xmlns:wp14="http://schemas.microsoft.com/office/word/2010/wordml" wp14:textId="77777777"/>
-    <w:p xmlns:wp14="http://schemas.microsoft.com/office/word/2010/wordml" wp14:textId="77777777">
-      <w:pPr>
-        <w:jc w:val="center"/>
-      </w:pPr>
-      <w:r>
-        <w:t>Prepared for: Client Database Administrators</w:t>
-      </w:r>
-      <w:r>
-        <w:br/>
-      </w:r>
-      <w:r>
-        <w:t>Date: November 2025</w:t>
       </w:r>
     </w:p>
     <w:p xmlns:wp14="http://schemas.microsoft.com/office/word/2010/wordml" wp14:textId="77777777">
@@ -424,13 +411,15 @@
         <w:t xml:space="preserve">For detailed guidance on sequential execution methodology, refer to the eCRNow Database Script Execution Guide available at: </w:t>
       </w:r>
     </w:p>
-    <w:p xmlns:wp14="http://schemas.microsoft.com/office/word/2010/wordml" wp14:textId="77777777">
-      <w:r>
-        <w:rPr>
-          <w:u w:val="single"/>
-        </w:rPr>
-        <w:t>https://github.com/drajer-health/eCRNow/blob/master/documents/Database%20Script%20Execution%20Guide.docx</w:t>
-      </w:r>
+    <w:p xmlns:wp14="http://schemas.microsoft.com/office/word/2010/wordml" wp14:textId="7EADD4E0">
+      <w:hyperlink r:id="Rade00a20572e4e13">
+        <w:r>
+          <w:rPr>
+            <w:rStyle w:val="Hyperlink"/>
+          </w:rPr>
+          <w:t>https://github.com/drajer-health/eCRNow/blob/release/ecrnow-v4.x.x/documents/Database%20Script%20Execution%20Guide.docx</w:t>
+        </w:r>
+      </w:hyperlink>
     </w:p>
     <w:p xmlns:wp14="http://schemas.microsoft.com/office/word/2010/wordml" wp14:textId="77777777">
       <w:pPr>
@@ -12921,6 +12910,17 @@
       </w:tcPr>
     </w:tblStylePr>
   </w:style>
+  <w:style w:type="character" w:styleId="Hyperlink">
+    <w:uiPriority w:val="99"/>
+    <w:name w:val="Hyperlink"/>
+    <w:basedOn w:val="DefaultParagraphFont"/>
+    <w:unhideWhenUsed/>
+    <w:rsid w:val="40E9589E"/>
+    <w:rPr>
+      <w:color w:val="0000FF"/>
+      <w:u w:val="single"/>
+    </w:rPr>
+  </w:style>
 </w:styles>
 </file>
 
